--- a/AI_for_Finance_Course/Certification_Test/AI_for_Finance_Certification_Exam.docx
+++ b/AI_for_Finance_Course/Certification_Test/AI_for_Finance_Certification_Exam.docx
@@ -46,7 +46,7 @@
         </w:rPr>
       </w:pPr>
       <w:r>
-        <w:t xml:space="preserve">AI for Finance — Professional Specialization</w:t>
+        <w:t>AI for Finance: Professional Specialization</w:t>
       </w:r>
     </w:p>
     <w:p>
@@ -77,7 +77,7 @@
         </w:rPr>
       </w:pPr>
       <w:r>
-        <w:t xml:space="preserve">CONFIDENTIAL — Do Not Distribute</w:t>
+        <w:t>CONFIDENTIAL: Do Not Distribute</w:t>
       </w:r>
     </w:p>
     <w:p>
@@ -829,7 +829,7 @@
         <w:spacing w:after="60"/>
       </w:pPr>
       <w:r>
-        <w:t xml:space="preserve">B) Data residency &amp; DLP</w:t>
+        <w:t>B) ML framework support</w:t>
       </w:r>
     </w:p>
     <w:p>
@@ -845,7 +845,7 @@
         <w:spacing w:after="200"/>
       </w:pPr>
       <w:r>
-        <w:t xml:space="preserve">D) ML framework support</w:t>
+        <w:t>D) Data residency &amp; DLP</w:t>
       </w:r>
     </w:p>
     <w:p>
@@ -925,15 +925,15 @@
         <w:spacing w:after="60"/>
       </w:pPr>
       <w:r>
-        <w:t xml:space="preserve">B) Time-aware CV</w:t>
-      </w:r>
-    </w:p>
-    <w:p>
-      <w:pPr>
-        <w:spacing w:after="60"/>
-      </w:pPr>
-      <w:r>
-        <w:t xml:space="preserve">C) Tomorrow return as feature</w:t>
+        <w:t>B) Tomorrow return as feature</w:t>
+      </w:r>
+    </w:p>
+    <w:p>
+      <w:pPr>
+        <w:spacing w:after="60"/>
+      </w:pPr>
+      <w:r>
+        <w:t>C) Time-aware CV</w:t>
       </w:r>
     </w:p>
     <w:p>
@@ -965,15 +965,15 @@
         <w:spacing w:after="60"/>
       </w:pPr>
       <w:r>
-        <w:t xml:space="preserve">A) Discard old records</w:t>
-      </w:r>
-    </w:p>
-    <w:p>
-      <w:pPr>
-        <w:spacing w:after="60"/>
-      </w:pPr>
-      <w:r>
-        <w:t xml:space="preserve">B) Fairness audit + debiasing</w:t>
+        <w:t>A) Fairness audit + debiasing</w:t>
+      </w:r>
+    </w:p>
+    <w:p>
+      <w:pPr>
+        <w:spacing w:after="60"/>
+      </w:pPr>
+      <w:r>
+        <w:t>B) Discard old records</w:t>
       </w:r>
     </w:p>
     <w:p>
@@ -1277,7 +1277,7 @@
         <w:spacing w:after="60"/>
       </w:pPr>
       <w:r>
-        <w:t xml:space="preserve">B) LR better interpretable, XGB non-linear + SHAP</w:t>
+        <w:t>B) XGB no scaling</w:t>
       </w:r>
     </w:p>
     <w:p>
@@ -1293,7 +1293,7 @@
         <w:spacing w:after="200"/>
       </w:pPr>
       <w:r>
-        <w:t xml:space="preserve">D) XGB no scaling</w:t>
+        <w:t>D) LR better interpretable, XGB non-linear + SHAP</w:t>
       </w:r>
     </w:p>
     <w:p>
@@ -1517,7 +1517,7 @@
         <w:spacing w:after="60"/>
       </w:pPr>
       <w:r>
-        <w:t xml:space="preserve">B) Fewer splits isolate</w:t>
+        <w:t>B) Gaussian</w:t>
       </w:r>
     </w:p>
     <w:p>
@@ -1533,7 +1533,7 @@
         <w:spacing w:after="200"/>
       </w:pPr>
       <w:r>
-        <w:t xml:space="preserve">D) Gaussian</w:t>
+        <w:t>D) Fewer splits isolate</w:t>
       </w:r>
     </w:p>
     <w:p>
@@ -1613,15 +1613,15 @@
         <w:spacing w:after="60"/>
       </w:pPr>
       <w:r>
-        <w:t xml:space="preserve">B) Percentile reconstruction error</w:t>
-      </w:r>
-    </w:p>
-    <w:p>
-      <w:pPr>
-        <w:spacing w:after="60"/>
-      </w:pPr>
-      <w:r>
-        <w:t xml:space="preserve">C) Activation function</w:t>
+        <w:t>B) Activation function</w:t>
+      </w:r>
+    </w:p>
+    <w:p>
+      <w:pPr>
+        <w:spacing w:after="60"/>
+      </w:pPr>
+      <w:r>
+        <w:t>C) Percentile reconstruction error</w:t>
       </w:r>
     </w:p>
     <w:p>
@@ -1757,7 +1757,7 @@
         <w:spacing w:after="60"/>
       </w:pPr>
       <w:r>
-        <w:t xml:space="preserve">B) AUROC/Gini threshold-independent</w:t>
+        <w:t>B) F1</w:t>
       </w:r>
     </w:p>
     <w:p>
@@ -1773,7 +1773,7 @@
         <w:spacing w:after="200"/>
       </w:pPr>
       <w:r>
-        <w:t xml:space="preserve">D) F1</w:t>
+        <w:t>D) AUROC/Gini threshold-independent</w:t>
       </w:r>
     </w:p>
     <w:p>
@@ -1853,15 +1853,15 @@
         <w:spacing w:after="60"/>
       </w:pPr>
       <w:r>
-        <w:t xml:space="preserve">B) Student-t, EVT</w:t>
-      </w:r>
-    </w:p>
-    <w:p>
-      <w:pPr>
-        <w:spacing w:after="60"/>
-      </w:pPr>
-      <w:r>
-        <w:t xml:space="preserve">C) Normal anyway</w:t>
+        <w:t>B) Normal anyway</w:t>
+      </w:r>
+    </w:p>
+    <w:p>
+      <w:pPr>
+        <w:spacing w:after="60"/>
+      </w:pPr>
+      <w:r>
+        <w:t>C) Student-t, EVT</w:t>
       </w:r>
     </w:p>
     <w:p>
@@ -1949,7 +1949,7 @@
         <w:spacing w:after="60"/>
       </w:pPr>
       <w:r>
-        <w:t xml:space="preserve">B) EAD amount; LGD % not recovered. Loss=EAD×LGD×PD</w:t>
+        <w:t>B) LGD future interest</w:t>
       </w:r>
     </w:p>
     <w:p>
@@ -1965,7 +1965,7 @@
         <w:spacing w:after="200"/>
       </w:pPr>
       <w:r>
-        <w:t xml:space="preserve">D) LGD future interest</w:t>
+        <w:t>D) EAD amount; LGD % not recovered. Loss=EAD×LGD×PD</w:t>
       </w:r>
     </w:p>
     <w:p>
@@ -2053,15 +2053,15 @@
         <w:spacing w:after="60"/>
       </w:pPr>
       <w:r>
-        <w:t xml:space="preserve">A) Eliminate features</w:t>
-      </w:r>
-    </w:p>
-    <w:p>
-      <w:pPr>
-        <w:spacing w:after="60"/>
-      </w:pPr>
-      <w:r>
-        <w:t xml:space="preserve">B) Self-attention long-range, parallel</w:t>
+        <w:t>A) Self-attention long-range, parallel</w:t>
+      </w:r>
+    </w:p>
+    <w:p>
+      <w:pPr>
+        <w:spacing w:after="60"/>
+      </w:pPr>
+      <w:r>
+        <w:t>B) Eliminate features</w:t>
       </w:r>
     </w:p>
     <w:p>
@@ -2157,15 +2157,15 @@
         <w:spacing w:after="60"/>
       </w:pPr>
       <w:r>
-        <w:t xml:space="preserve">B) Guaranteed coverage intervals</w:t>
-      </w:r>
-    </w:p>
-    <w:p>
-      <w:pPr>
-        <w:spacing w:after="60"/>
-      </w:pPr>
-      <w:r>
-        <w:t xml:space="preserve">C) Narrower bootstrap</w:t>
+        <w:t>B) Narrower bootstrap</w:t>
+      </w:r>
+    </w:p>
+    <w:p>
+      <w:pPr>
+        <w:spacing w:after="60"/>
+      </w:pPr>
+      <w:r>
+        <w:t>C) Guaranteed coverage intervals</w:t>
       </w:r>
     </w:p>
     <w:p>
@@ -2253,7 +2253,7 @@
         <w:spacing w:after="60"/>
       </w:pPr>
       <w:r>
-        <w:t xml:space="preserve">B) IC correlation</w:t>
+        <w:t>B) Confusion matrix</w:t>
       </w:r>
     </w:p>
     <w:p>
@@ -2269,7 +2269,7 @@
         <w:spacing w:after="200"/>
       </w:pPr>
       <w:r>
-        <w:t xml:space="preserve">D) Confusion matrix</w:t>
+        <w:t>D) IC correlation</w:t>
       </w:r>
     </w:p>
     <w:p>
@@ -2397,15 +2397,15 @@
         <w:spacing w:after="60"/>
       </w:pPr>
       <w:r>
-        <w:t xml:space="preserve">B) Struggles temporal deps + leakage</w:t>
-      </w:r>
-    </w:p>
-    <w:p>
-      <w:pPr>
-        <w:spacing w:after="60"/>
-      </w:pPr>
-      <w:r>
-        <w:t xml:space="preserve">C) No expertise needed</w:t>
+        <w:t>B) No expertise needed</w:t>
+      </w:r>
+    </w:p>
+    <w:p>
+      <w:pPr>
+        <w:spacing w:after="60"/>
+      </w:pPr>
+      <w:r>
+        <w:t>C) Struggles temporal deps + leakage</w:t>
       </w:r>
     </w:p>
     <w:p>
@@ -2493,7 +2493,7 @@
         <w:spacing w:after="60"/>
       </w:pPr>
       <w:r>
-        <w:t xml:space="preserve">B) Reduces variance uncorrelated; robust</w:t>
+        <w:t>B) No basis</w:t>
       </w:r>
     </w:p>
     <w:p>
@@ -2509,7 +2509,7 @@
         <w:spacing w:after="200"/>
       </w:pPr>
       <w:r>
-        <w:t xml:space="preserve">D) No basis</w:t>
+        <w:t>D) Reduces variance uncorrelated; robust</w:t>
       </w:r>
     </w:p>
     <w:p>
@@ -2653,15 +2653,15 @@
         <w:spacing w:after="60"/>
       </w:pPr>
       <w:r>
-        <w:t xml:space="preserve">B) Structuring + patterns + sanctions</w:t>
-      </w:r>
-    </w:p>
-    <w:p>
-      <w:pPr>
-        <w:spacing w:after="60"/>
-      </w:pPr>
-      <w:r>
-        <w:t xml:space="preserve">C) All</w:t>
+        <w:t>B) All</w:t>
+      </w:r>
+    </w:p>
+    <w:p>
+      <w:pPr>
+        <w:spacing w:after="60"/>
+      </w:pPr>
+      <w:r>
+        <w:t>C) Structuring + patterns + sanctions</w:t>
       </w:r>
     </w:p>
     <w:p>
@@ -2749,7 +2749,7 @@
         <w:spacing w:after="60"/>
       </w:pPr>
       <w:r>
-        <w:t xml:space="preserve">B) Retrieve regs + generate explanation</w:t>
+        <w:t>B) No expertise</w:t>
       </w:r>
     </w:p>
     <w:p>
@@ -2765,7 +2765,7 @@
         <w:spacing w:after="200"/>
       </w:pPr>
       <w:r>
-        <w:t xml:space="preserve">D) No expertise</w:t>
+        <w:t>D) Retrieve regs + generate explanation</w:t>
       </w:r>
     </w:p>
     <w:p>
@@ -2837,15 +2837,15 @@
         <w:spacing w:after="60"/>
       </w:pPr>
       <w:r>
-        <w:t xml:space="preserve">A) Risk-free</w:t>
-      </w:r>
-    </w:p>
-    <w:p>
-      <w:pPr>
-        <w:spacing w:after="60"/>
-      </w:pPr>
-      <w:r>
-        <w:t xml:space="preserve">B) Independent validation + governance</w:t>
+        <w:t>A) Independent validation + governance</w:t>
+      </w:r>
+    </w:p>
+    <w:p>
+      <w:pPr>
+        <w:spacing w:after="60"/>
+      </w:pPr>
+      <w:r>
+        <w:t>B) Risk-free</w:t>
       </w:r>
     </w:p>
     <w:p>
@@ -2893,15 +2893,15 @@
         <w:spacing w:after="60"/>
       </w:pPr>
       <w:r>
-        <w:t xml:space="preserve">B) Decision logic + GDPR right explain</w:t>
-      </w:r>
-    </w:p>
-    <w:p>
-      <w:pPr>
-        <w:spacing w:after="60"/>
-      </w:pPr>
-      <w:r>
-        <w:t xml:space="preserve">C) Unnecessary</w:t>
+        <w:t>B) Unnecessary</w:t>
+      </w:r>
+    </w:p>
+    <w:p>
+      <w:pPr>
+        <w:spacing w:after="60"/>
+      </w:pPr>
+      <w:r>
+        <w:t>C) Decision logic + GDPR right explain</w:t>
       </w:r>
     </w:p>
     <w:p>
@@ -2989,7 +2989,7 @@
         <w:spacing w:after="60"/>
       </w:pPr>
       <w:r>
-        <w:t xml:space="preserve">B) Miss 90% suspicious - regulatory fail</w:t>
+        <w:t>B) Perfect</w:t>
       </w:r>
     </w:p>
     <w:p>
@@ -3005,7 +3005,7 @@
         <w:spacing w:after="200"/>
       </w:pPr>
       <w:r>
-        <w:t xml:space="preserve">D) Perfect</w:t>
+        <w:t>D) Miss 90% suspicious - regulatory fail</w:t>
       </w:r>
     </w:p>
     <w:p>
@@ -3085,15 +3085,15 @@
         <w:spacing w:after="60"/>
       </w:pPr>
       <w:r>
-        <w:t xml:space="preserve">B) Model Risk Mgmt Framework</w:t>
-      </w:r>
-    </w:p>
-    <w:p>
-      <w:pPr>
-        <w:spacing w:after="60"/>
-      </w:pPr>
-      <w:r>
-        <w:t xml:space="preserve">C) Memos</w:t>
+        <w:t>B) Memos</w:t>
+      </w:r>
+    </w:p>
+    <w:p>
+      <w:pPr>
+        <w:spacing w:after="60"/>
+      </w:pPr>
+      <w:r>
+        <w:t>C) Model Risk Mgmt Framework</w:t>
       </w:r>
     </w:p>
     <w:p>
@@ -3125,15 +3125,15 @@
         <w:spacing w:after="60"/>
       </w:pPr>
       <w:r>
-        <w:t xml:space="preserve">A) Eliminate staff</w:t>
-      </w:r>
-    </w:p>
-    <w:p>
-      <w:pPr>
-        <w:spacing w:after="60"/>
-      </w:pPr>
-      <w:r>
-        <w:t xml:space="preserve">B) Extract regs + synthesize + flag impact</w:t>
+        <w:t>A) Extract regs + synthesize + flag impact</w:t>
+      </w:r>
+    </w:p>
+    <w:p>
+      <w:pPr>
+        <w:spacing w:after="60"/>
+      </w:pPr>
+      <w:r>
+        <w:t>B) Eliminate staff</w:t>
       </w:r>
     </w:p>
     <w:p>
@@ -3245,7 +3245,7 @@
         <w:spacing w:after="60"/>
       </w:pPr>
       <w:r>
-        <w:t xml:space="preserve">B) Blue instant switch; canary gradual</w:t>
+        <w:t>B) Canary faster</w:t>
       </w:r>
     </w:p>
     <w:p>
@@ -3261,7 +3261,7 @@
         <w:spacing w:after="200"/>
       </w:pPr>
       <w:r>
-        <w:t xml:space="preserve">D) Canary faster</w:t>
+        <w:t>D) Blue instant switch; canary gradual</w:t>
       </w:r>
     </w:p>
     <w:p>
@@ -3341,15 +3341,15 @@
         <w:spacing w:after="60"/>
       </w:pPr>
       <w:r>
-        <w:t xml:space="preserve">B) KL asymmetric; PSI symmetric preferred</w:t>
-      </w:r>
-    </w:p>
-    <w:p>
-      <w:pPr>
-        <w:spacing w:after="60"/>
-      </w:pPr>
-      <w:r>
-        <w:t xml:space="preserve">C) Images only</w:t>
+        <w:t>B) Images only</w:t>
+      </w:r>
+    </w:p>
+    <w:p>
+      <w:pPr>
+        <w:spacing w:after="60"/>
+      </w:pPr>
+      <w:r>
+        <w:t>C) KL asymmetric; PSI symmetric preferred</w:t>
       </w:r>
     </w:p>
     <w:p>
@@ -3437,7 +3437,7 @@
         <w:spacing w:after="60"/>
       </w:pPr>
       <w:r>
-        <w:t xml:space="preserve">B) Accuracy + regulatory + drift + security</w:t>
+        <w:t>B) Skipped</w:t>
       </w:r>
     </w:p>
     <w:p>
@@ -3453,7 +3453,7 @@
         <w:spacing w:after="200"/>
       </w:pPr>
       <w:r>
-        <w:t xml:space="preserve">D) Skipped</w:t>
+        <w:t>D) Accuracy + regulatory + drift + security</w:t>
       </w:r>
     </w:p>
     <w:p>
@@ -3525,15 +3525,15 @@
         <w:spacing w:after="60"/>
       </w:pPr>
       <w:r>
-        <w:t xml:space="preserve">A) File dir</w:t>
-      </w:r>
-    </w:p>
-    <w:p>
-      <w:pPr>
-        <w:spacing w:after="60"/>
-      </w:pPr>
-      <w:r>
-        <w:t xml:space="preserve">B) Version + lineage + promotion + rollback</w:t>
+        <w:t>A) Version + lineage + promotion + rollback</w:t>
+      </w:r>
+    </w:p>
+    <w:p>
+      <w:pPr>
+        <w:spacing w:after="60"/>
+      </w:pPr>
+      <w:r>
+        <w:t>B) File dir</w:t>
       </w:r>
     </w:p>
     <w:p>
@@ -3581,7 +3581,7 @@
         <w:spacing w:after="60"/>
       </w:pPr>
       <w:r>
-        <w:t xml:space="preserve">B) Target relationship shifts, declining AUROC</w:t>
+        <w:t>B) Doesn't exist</w:t>
       </w:r>
     </w:p>
     <w:p>
@@ -3597,7 +3597,7 @@
         <w:spacing w:after="200"/>
       </w:pPr>
       <w:r>
-        <w:t xml:space="preserve">D) Doesn't exist</w:t>
+        <w:t>D) Target relationship shifts, declining AUROC</w:t>
       </w:r>
     </w:p>
     <w:p>
@@ -3629,15 +3629,15 @@
         <w:spacing w:after="60"/>
       </w:pPr>
       <w:r>
-        <w:t xml:space="preserve">B) Reusable features offline/online</w:t>
-      </w:r>
-    </w:p>
-    <w:p>
-      <w:pPr>
-        <w:spacing w:after="60"/>
-      </w:pPr>
-      <w:r>
-        <w:t xml:space="preserve">C) Outdated</w:t>
+        <w:t>B) Outdated</w:t>
+      </w:r>
+    </w:p>
+    <w:p>
+      <w:pPr>
+        <w:spacing w:after="60"/>
+      </w:pPr>
+      <w:r>
+        <w:t>C) Reusable features offline/online</w:t>
       </w:r>
     </w:p>
     <w:p>
@@ -3697,6 +3697,12 @@
       </w:r>
     </w:p>
     <w:sectPr>
+      <w:headerReference w:type="default" r:id="rId7"/>
+      <w:footerReference w:type="default" r:id="rId8"/>
+      <w:headerReference w:type="first" r:id="rId9"/>
+      <w:footerReference w:type="first" r:id="rId10"/>
+      <w:headerReference w:type="even" r:id="rId11"/>
+      <w:footerReference w:type="even" r:id="rId12"/>
       <w:pgSz w:w="11906" w:h="16838" w:orient="portrait"/>
       <w:pgMar w:top="1440" w:right="1440" w:bottom="1440" w:left="1440" w:header="708" w:footer="708" w:gutter="0"/>
       <w:pgNumType/>
@@ -3710,6 +3716,36 @@
 <w:comments xmlns:cx="http://schemas.microsoft.com/office/drawing/2014/chartex" xmlns:cx1="http://schemas.microsoft.com/office/drawing/2015/9/8/chartex" xmlns:cx2="http://schemas.microsoft.com/office/drawing/2015/10/21/chartex" xmlns:cx3="http://schemas.microsoft.com/office/drawing/2016/5/9/chartex" xmlns:cx4="http://schemas.microsoft.com/office/drawing/2016/5/10/chartex" xmlns:cx5="http://schemas.microsoft.com/office/drawing/2016/5/11/chartex" xmlns:cx6="http://schemas.microsoft.com/office/drawing/2016/5/12/chartex" xmlns:cx7="http://schemas.microsoft.com/office/drawing/2016/5/13/chartex" xmlns:cx8="http://schemas.microsoft.com/office/drawing/2016/5/14/chartex" xmlns:mc="http://schemas.openxmlformats.org/markup-compatibility/2006" xmlns:aink="http://schemas.microsoft.com/office/drawing/2016/ink" xmlns:am3d="http://schemas.microsoft.com/office/drawing/2017/model3d" xmlns:o="urn:schemas-microsoft-com:office:office" xmlns:r="http://schemas.openxmlformats.org/officeDocument/2006/relationships" xmlns:m="http://schemas.openxmlformats.org/officeDocument/2006/math" xmlns:v="urn:schemas-microsoft-com:vml" xmlns:wp14="http://schemas.microsoft.com/office/word/2010/wordprocessingDrawing" xmlns:wp="http://schemas.openxmlformats.org/drawingml/2006/wordprocessingDrawing" xmlns:w10="urn:schemas-microsoft-com:office:word" xmlns:w="http://schemas.openxmlformats.org/wordprocessingml/2006/main" xmlns:w14="http://schemas.microsoft.com/office/word/2010/wordml" xmlns:w15="http://schemas.microsoft.com/office/word/2012/wordml" xmlns:w16cex="http://schemas.microsoft.com/office/word/2018/wordml/cex" xmlns:w16cid="http://schemas.microsoft.com/office/word/2016/wordml/cid" xmlns:w16="http://schemas.microsoft.com/office/word/2018/wordml" xmlns:w16sdtdh="http://schemas.microsoft.com/office/word/2020/wordml/sdtdatahash" xmlns:w16se="http://schemas.microsoft.com/office/word/2015/wordml/symex" xmlns:wpg="http://schemas.microsoft.com/office/word/2010/wordprocessingGroup" xmlns:wpi="http://schemas.microsoft.com/office/word/2010/wordprocessingInk" xmlns:wne="http://schemas.microsoft.com/office/word/2006/wordml" xmlns:wps="http://schemas.microsoft.com/office/word/2010/wordprocessingShape"/>
 </file>
 
+<file path=word/footer1.xml><?xml version="1.0" encoding="utf-8"?>
+<w:ftr xmlns:m="http://schemas.openxmlformats.org/officeDocument/2006/math" xmlns:mc="http://schemas.openxmlformats.org/markup-compatibility/2006" xmlns:mo="http://schemas.microsoft.com/office/mac/office/2008/main" xmlns:mv="urn:schemas-microsoft-com:mac:vml" xmlns:o="urn:schemas-microsoft-com:office:office" xmlns:r="http://schemas.openxmlformats.org/officeDocument/2006/relationships" xmlns:v="urn:schemas-microsoft-com:vml" xmlns:w10="urn:schemas-microsoft-com:office:word" xmlns:w14="http://schemas.microsoft.com/office/word/2010/wordml" xmlns:w="http://schemas.openxmlformats.org/wordprocessingml/2006/main" xmlns:wne="http://schemas.microsoft.com/office/word/2006/wordml" xmlns:wp14="http://schemas.microsoft.com/office/word/2010/wordprocessingDrawing" xmlns:wp="http://schemas.openxmlformats.org/drawingml/2006/wordprocessingDrawing" xmlns:wpc="http://schemas.microsoft.com/office/word/2010/wordprocessingCanvas" xmlns:wpg="http://schemas.microsoft.com/office/word/2010/wordprocessingGroup" xmlns:wpi="http://schemas.microsoft.com/office/word/2010/wordprocessingInk" xmlns:wps="http://schemas.microsoft.com/office/word/2010/wordprocessingShape" mc:Ignorable="w14 wp14">
+  <w:p>
+    <w:pPr>
+      <w:pStyle w:val="Footer"/>
+    </w:pPr>
+  </w:p>
+</w:ftr>
+</file>
+
+<file path=word/footer2.xml><?xml version="1.0" encoding="utf-8"?>
+<w:ftr xmlns:m="http://schemas.openxmlformats.org/officeDocument/2006/math" xmlns:mc="http://schemas.openxmlformats.org/markup-compatibility/2006" xmlns:mo="http://schemas.microsoft.com/office/mac/office/2008/main" xmlns:mv="urn:schemas-microsoft-com:mac:vml" xmlns:o="urn:schemas-microsoft-com:office:office" xmlns:r="http://schemas.openxmlformats.org/officeDocument/2006/relationships" xmlns:v="urn:schemas-microsoft-com:vml" xmlns:w10="urn:schemas-microsoft-com:office:word" xmlns:w14="http://schemas.microsoft.com/office/word/2010/wordml" xmlns:w="http://schemas.openxmlformats.org/wordprocessingml/2006/main" xmlns:wne="http://schemas.microsoft.com/office/word/2006/wordml" xmlns:wp14="http://schemas.microsoft.com/office/word/2010/wordprocessingDrawing" xmlns:wp="http://schemas.openxmlformats.org/drawingml/2006/wordprocessingDrawing" xmlns:wpc="http://schemas.microsoft.com/office/word/2010/wordprocessingCanvas" xmlns:wpg="http://schemas.microsoft.com/office/word/2010/wordprocessingGroup" xmlns:wpi="http://schemas.microsoft.com/office/word/2010/wordprocessingInk" xmlns:wps="http://schemas.microsoft.com/office/word/2010/wordprocessingShape" mc:Ignorable="w14 wp14">
+  <w:p>
+    <w:pPr>
+      <w:pStyle w:val="Footer"/>
+    </w:pPr>
+  </w:p>
+</w:ftr>
+</file>
+
+<file path=word/footer3.xml><?xml version="1.0" encoding="utf-8"?>
+<w:ftr xmlns:m="http://schemas.openxmlformats.org/officeDocument/2006/math" xmlns:mc="http://schemas.openxmlformats.org/markup-compatibility/2006" xmlns:mo="http://schemas.microsoft.com/office/mac/office/2008/main" xmlns:mv="urn:schemas-microsoft-com:mac:vml" xmlns:o="urn:schemas-microsoft-com:office:office" xmlns:r="http://schemas.openxmlformats.org/officeDocument/2006/relationships" xmlns:v="urn:schemas-microsoft-com:vml" xmlns:w10="urn:schemas-microsoft-com:office:word" xmlns:w14="http://schemas.microsoft.com/office/word/2010/wordml" xmlns:w="http://schemas.openxmlformats.org/wordprocessingml/2006/main" xmlns:wne="http://schemas.microsoft.com/office/word/2006/wordml" xmlns:wp14="http://schemas.microsoft.com/office/word/2010/wordprocessingDrawing" xmlns:wp="http://schemas.openxmlformats.org/drawingml/2006/wordprocessingDrawing" xmlns:wpc="http://schemas.microsoft.com/office/word/2010/wordprocessingCanvas" xmlns:wpg="http://schemas.microsoft.com/office/word/2010/wordprocessingGroup" xmlns:wpi="http://schemas.microsoft.com/office/word/2010/wordprocessingInk" xmlns:wps="http://schemas.microsoft.com/office/word/2010/wordprocessingShape" mc:Ignorable="w14 wp14">
+  <w:p>
+    <w:pPr>
+      <w:pStyle w:val="Footer"/>
+    </w:pPr>
+  </w:p>
+</w:ftr>
+</file>
+
 <file path=word/footnotes.xml><?xml version="1.0" encoding="utf-8"?>
 <w:footnotes xmlns:wpc="http://schemas.microsoft.com/office/word/2010/wordprocessingCanvas" xmlns:mc="http://schemas.openxmlformats.org/markup-compatibility/2006" xmlns:o="urn:schemas-microsoft-com:office:office" xmlns:r="http://schemas.openxmlformats.org/officeDocument/2006/relationships" xmlns:m="http://schemas.openxmlformats.org/officeDocument/2006/math" xmlns:v="urn:schemas-microsoft-com:vml" xmlns:wp14="http://schemas.microsoft.com/office/word/2010/wordprocessingDrawing" xmlns:wp="http://schemas.openxmlformats.org/drawingml/2006/wordprocessingDrawing" xmlns:w10="urn:schemas-microsoft-com:office:word" xmlns:w="http://schemas.openxmlformats.org/wordprocessingml/2006/main" xmlns:w14="http://schemas.microsoft.com/office/word/2010/wordml" xmlns:w15="http://schemas.microsoft.com/office/word/2012/wordml" xmlns:wpg="http://schemas.microsoft.com/office/word/2010/wordprocessingGroup" xmlns:wpi="http://schemas.microsoft.com/office/word/2010/wordprocessingInk" xmlns:wne="http://schemas.microsoft.com/office/word/2006/wordml" xmlns:wps="http://schemas.microsoft.com/office/word/2010/wordprocessingShape" mc:Ignorable="w14 w15 wp14">
   <w:footnote w:type="separator" w:id="-1">
@@ -3745,6 +3781,36 @@
     </w:p>
   </w:footnote>
 </w:footnotes>
+</file>
+
+<file path=word/header1.xml><?xml version="1.0" encoding="utf-8"?>
+<w:hdr xmlns:m="http://schemas.openxmlformats.org/officeDocument/2006/math" xmlns:mc="http://schemas.openxmlformats.org/markup-compatibility/2006" xmlns:mo="http://schemas.microsoft.com/office/mac/office/2008/main" xmlns:mv="urn:schemas-microsoft-com:mac:vml" xmlns:o="urn:schemas-microsoft-com:office:office" xmlns:r="http://schemas.openxmlformats.org/officeDocument/2006/relationships" xmlns:v="urn:schemas-microsoft-com:vml" xmlns:w10="urn:schemas-microsoft-com:office:word" xmlns:w14="http://schemas.microsoft.com/office/word/2010/wordml" xmlns:w="http://schemas.openxmlformats.org/wordprocessingml/2006/main" xmlns:wne="http://schemas.microsoft.com/office/word/2006/wordml" xmlns:wp14="http://schemas.microsoft.com/office/word/2010/wordprocessingDrawing" xmlns:wp="http://schemas.openxmlformats.org/drawingml/2006/wordprocessingDrawing" xmlns:wpc="http://schemas.microsoft.com/office/word/2010/wordprocessingCanvas" xmlns:wpg="http://schemas.microsoft.com/office/word/2010/wordprocessingGroup" xmlns:wpi="http://schemas.microsoft.com/office/word/2010/wordprocessingInk" xmlns:wps="http://schemas.microsoft.com/office/word/2010/wordprocessingShape" mc:Ignorable="w14 wp14">
+  <w:p>
+    <w:pPr>
+      <w:pStyle w:val="Header"/>
+    </w:pPr>
+  </w:p>
+</w:hdr>
+</file>
+
+<file path=word/header2.xml><?xml version="1.0" encoding="utf-8"?>
+<w:hdr xmlns:m="http://schemas.openxmlformats.org/officeDocument/2006/math" xmlns:mc="http://schemas.openxmlformats.org/markup-compatibility/2006" xmlns:mo="http://schemas.microsoft.com/office/mac/office/2008/main" xmlns:mv="urn:schemas-microsoft-com:mac:vml" xmlns:o="urn:schemas-microsoft-com:office:office" xmlns:r="http://schemas.openxmlformats.org/officeDocument/2006/relationships" xmlns:v="urn:schemas-microsoft-com:vml" xmlns:w10="urn:schemas-microsoft-com:office:word" xmlns:w14="http://schemas.microsoft.com/office/word/2010/wordml" xmlns:w="http://schemas.openxmlformats.org/wordprocessingml/2006/main" xmlns:wne="http://schemas.microsoft.com/office/word/2006/wordml" xmlns:wp14="http://schemas.microsoft.com/office/word/2010/wordprocessingDrawing" xmlns:wp="http://schemas.openxmlformats.org/drawingml/2006/wordprocessingDrawing" xmlns:wpc="http://schemas.microsoft.com/office/word/2010/wordprocessingCanvas" xmlns:wpg="http://schemas.microsoft.com/office/word/2010/wordprocessingGroup" xmlns:wpi="http://schemas.microsoft.com/office/word/2010/wordprocessingInk" xmlns:wps="http://schemas.microsoft.com/office/word/2010/wordprocessingShape" mc:Ignorable="w14 wp14">
+  <w:p>
+    <w:pPr>
+      <w:pStyle w:val="Header"/>
+    </w:pPr>
+  </w:p>
+</w:hdr>
+</file>
+
+<file path=word/header3.xml><?xml version="1.0" encoding="utf-8"?>
+<w:hdr xmlns:m="http://schemas.openxmlformats.org/officeDocument/2006/math" xmlns:mc="http://schemas.openxmlformats.org/markup-compatibility/2006" xmlns:mo="http://schemas.microsoft.com/office/mac/office/2008/main" xmlns:mv="urn:schemas-microsoft-com:mac:vml" xmlns:o="urn:schemas-microsoft-com:office:office" xmlns:r="http://schemas.openxmlformats.org/officeDocument/2006/relationships" xmlns:v="urn:schemas-microsoft-com:vml" xmlns:w10="urn:schemas-microsoft-com:office:word" xmlns:w14="http://schemas.microsoft.com/office/word/2010/wordml" xmlns:w="http://schemas.openxmlformats.org/wordprocessingml/2006/main" xmlns:wne="http://schemas.microsoft.com/office/word/2006/wordml" xmlns:wp14="http://schemas.microsoft.com/office/word/2010/wordprocessingDrawing" xmlns:wp="http://schemas.openxmlformats.org/drawingml/2006/wordprocessingDrawing" xmlns:wpc="http://schemas.microsoft.com/office/word/2010/wordprocessingCanvas" xmlns:wpg="http://schemas.microsoft.com/office/word/2010/wordprocessingGroup" xmlns:wpi="http://schemas.microsoft.com/office/word/2010/wordprocessingInk" xmlns:wps="http://schemas.microsoft.com/office/word/2010/wordprocessingShape" mc:Ignorable="w14 wp14">
+  <w:p>
+    <w:pPr>
+      <w:pStyle w:val="Header"/>
+    </w:pPr>
+  </w:p>
+</w:hdr>
 </file>
 
 <file path=word/numbering.xml><?xml version="1.0" encoding="utf-8"?>

--- a/AI_for_Finance_Course/Certification_Test/AI_for_Finance_Certification_Exam.docx
+++ b/AI_for_Finance_Course/Certification_Test/AI_for_Finance_Certification_Exam.docx
@@ -31,7 +31,7 @@
         </w:rPr>
       </w:pPr>
       <w:r>
-        <w:t xml:space="preserve">PCAP Certification Examination</w:t>
+        <w:t>PCAIP Certification Examination</w:t>
       </w:r>
     </w:p>
     <w:p>
